--- a/testakten/gesellschaftsrecht-legal-english-frankfurt-startup/chats/02-slack-closing-room-status.docx
+++ b/testakten/gesellschaftsrecht-legal-english-frankfurt-startup/chats/02-slack-closing-room-status.docx
@@ -5,29 +5,44 @@
     <w:p>
       <w:pPr>
         <w:pStyle w:val="Heading1"/>
+        <w:spacing w:after="160" w:line="259" w:lineRule="auto"/>
       </w:pPr>
       <w:r>
+        <w:rPr>
+          <w:rFonts w:ascii="Times New Roman" w:hAnsi="Times New Roman"/>
+          <w:b/>
+          <w:sz w:val="28"/>
+        </w:rPr>
         <w:t>Slack Export — #project-comet-moth — Closing Room Status</w:t>
       </w:r>
     </w:p>
-    <w:p/>
     <w:p>
       <w:pPr>
-        <w:spacing w:after="80"/>
+        <w:spacing w:line="259" w:lineRule="auto" w:after="60"/>
+      </w:pPr>
+    </w:p>
+    <w:p>
+      <w:pPr>
+        <w:spacing w:after="60" w:before="120" w:line="259" w:lineRule="auto"/>
         <w:jc w:val="both"/>
       </w:pPr>
       <w:r>
         <w:rPr>
           <w:rFonts w:ascii="Times New Roman" w:hAnsi="Times New Roman"/>
-          <w:sz w:val="21"/>
+          <w:b/>
+          <w:sz w:val="22"/>
         </w:rPr>
         <w:t>2026-05-28</w:t>
       </w:r>
     </w:p>
-    <w:p/>
     <w:p>
       <w:pPr>
-        <w:spacing w:after="80"/>
+        <w:spacing w:line="259" w:lineRule="auto" w:after="60"/>
+      </w:pPr>
+    </w:p>
+    <w:p>
+      <w:pPr>
+        <w:spacing w:after="80" w:line="259" w:lineRule="auto"/>
         <w:jc w:val="both"/>
       </w:pPr>
       <w:r>
@@ -38,10 +53,14 @@
         <w:t>08:31 — Olaf Eichholtz: Ich habe Cap Table v20 hochgeladen. Bitte noch nicht an Northbridge. Die Wandlung Tante Ermelind ist drin, aber die Pool-Erweiterung zieht in Spalte M noch nicht sauber durch.</w:t>
       </w:r>
     </w:p>
-    <w:p/>
     <w:p>
       <w:pPr>
-        <w:spacing w:after="80"/>
+        <w:spacing w:line="259" w:lineRule="auto" w:after="60"/>
+      </w:pPr>
+    </w:p>
+    <w:p>
+      <w:pPr>
+        <w:spacing w:after="80" w:line="259" w:lineRule="auto"/>
         <w:jc w:val="both"/>
       </w:pPr>
       <w:r>
@@ -52,10 +71,14 @@
         <w:t>08:33 — Hildemar K.: Ich sehe v20. In Datei 02 steht noch v19. Soll ich v20 im Briefing verwenden oder erst nur als Abweichung notieren?</w:t>
       </w:r>
     </w:p>
-    <w:p/>
     <w:p>
       <w:pPr>
-        <w:spacing w:after="80"/>
+        <w:spacing w:line="259" w:lineRule="auto" w:after="60"/>
+      </w:pPr>
+    </w:p>
+    <w:p>
+      <w:pPr>
+        <w:spacing w:after="80" w:line="259" w:lineRule="auto"/>
         <w:jc w:val="both"/>
       </w:pPr>
       <w:r>
@@ -66,10 +89,14 @@
         <w:t>08:34 — Roswitha Plöger: Bitte v20 nur als CFO-Arbeitsstand. Für externe Zahlen brauchen wir erst Formelprüfung. Auffällig: fully diluted Prozent sinkt bei Walburga stärker als bei Kunigunde, obwohl gleiche Anteilskategorie. Das riecht nach Pool-Formel.</w:t>
       </w:r>
     </w:p>
-    <w:p/>
     <w:p>
       <w:pPr>
-        <w:spacing w:after="80"/>
+        <w:spacing w:line="259" w:lineRule="auto" w:after="60"/>
+      </w:pPr>
+    </w:p>
+    <w:p>
+      <w:pPr>
+        <w:spacing w:after="80" w:line="259" w:lineRule="auto"/>
         <w:jc w:val="both"/>
       </w:pPr>
       <w:r>
@@ -80,10 +107,14 @@
         <w:t>08:36 — Adelheid von Westarp: Genau. Hildemar: Partnerbriefing mit drei Spalten: v19 Datenraum, v20 CFO, offener Prüfpunkt. Nicht glätten.</w:t>
       </w:r>
     </w:p>
-    <w:p/>
     <w:p>
       <w:pPr>
-        <w:spacing w:after="80"/>
+        <w:spacing w:line="259" w:lineRule="auto" w:after="60"/>
+      </w:pPr>
+    </w:p>
+    <w:p>
+      <w:pPr>
+        <w:spacing w:after="80" w:line="259" w:lineRule="auto"/>
         <w:jc w:val="both"/>
       </w:pPr>
       <w:r>
@@ -94,10 +125,14 @@
         <w:t>08:41 — Olaf Eichholtz: Die Formel in M44 war noch auf M41 begrenzt. Habe v20b hochgeladen. Sorry.</w:t>
       </w:r>
     </w:p>
-    <w:p/>
     <w:p>
       <w:pPr>
-        <w:spacing w:after="80"/>
+        <w:spacing w:line="259" w:lineRule="auto" w:after="60"/>
+      </w:pPr>
+    </w:p>
+    <w:p>
+      <w:pPr>
+        <w:spacing w:after="80" w:line="259" w:lineRule="auto"/>
         <w:jc w:val="both"/>
       </w:pPr>
       <w:r>
@@ -108,10 +143,14 @@
         <w:t>08:42 — Hildemar K.: Danke. Ich rechne v20b gegen v19 und markiere die Delta-Zeilen.</w:t>
       </w:r>
     </w:p>
-    <w:p/>
     <w:p>
       <w:pPr>
-        <w:spacing w:after="80"/>
+        <w:spacing w:line="259" w:lineRule="auto" w:after="60"/>
+      </w:pPr>
+    </w:p>
+    <w:p>
+      <w:pPr>
+        <w:spacing w:after="80" w:line="259" w:lineRule="auto"/>
         <w:jc w:val="both"/>
       </w:pPr>
       <w:r>
@@ -122,10 +161,14 @@
         <w:t>08:46 — Roswitha Plöger: Bitte auch schauen, ob Agio im Modell separat vom Nennbetrag ausgewiesen ist. Für § 27 KStG brauchen wir später eine saubere Kapitalrücklagen-Logik.</w:t>
       </w:r>
     </w:p>
-    <w:p/>
     <w:p>
       <w:pPr>
-        <w:spacing w:after="80"/>
+        <w:spacing w:line="259" w:lineRule="auto" w:after="60"/>
+      </w:pPr>
+    </w:p>
+    <w:p>
+      <w:pPr>
+        <w:spacing w:after="80" w:line="259" w:lineRule="auto"/>
         <w:jc w:val="both"/>
       </w:pPr>
       <w:r>
@@ -136,10 +179,14 @@
         <w:t>08:49 — Adelheid von Westarp: Und niemand schreibt "Kaufpreis pro Anteil" in die Mandantenfassung. Es ist bei der Kapitalerhöhung der Ausgabebetrag.</w:t>
       </w:r>
     </w:p>
-    <w:p/>
     <w:p>
       <w:pPr>
-        <w:spacing w:after="80"/>
+        <w:spacing w:line="259" w:lineRule="auto" w:after="60"/>
+      </w:pPr>
+    </w:p>
+    <w:p>
+      <w:pPr>
+        <w:spacing w:after="80" w:line="259" w:lineRule="auto"/>
         <w:jc w:val="both"/>
       </w:pPr>
       <w:r>
@@ -150,10 +197,14 @@
         <w:t>08:51 — Hildemar K.: Verstanden: Ausgabebetrag = Nennbetrag plus Agio. Liquidation Preference auf Ausgabebetrag prüfen.</w:t>
       </w:r>
     </w:p>
-    <w:p/>
     <w:p>
       <w:pPr>
-        <w:spacing w:after="80"/>
+        <w:spacing w:line="259" w:lineRule="auto" w:after="60"/>
+      </w:pPr>
+    </w:p>
+    <w:p>
+      <w:pPr>
+        <w:spacing w:after="80" w:line="259" w:lineRule="auto"/>
         <w:jc w:val="both"/>
       </w:pPr>
       <w:r>
@@ -168,7 +219,7 @@
       <w:headerReference w:type="default" r:id="rId9"/>
       <w:footerReference w:type="default" r:id="rId10"/>
       <w:pgSz w:w="11909" w:h="16834"/>
-      <w:pgMar w:top="1037" w:right="1123" w:bottom="1037" w:left="1123" w:header="720" w:footer="720" w:gutter="0"/>
+      <w:pgMar w:top="1191" w:right="1247" w:bottom="1134" w:left="1361" w:header="720" w:footer="720" w:gutter="0"/>
       <w:cols w:space="720"/>
       <w:docGrid w:linePitch="360"/>
     </w:sectPr>
@@ -567,7 +618,7 @@
     <w:rsid w:val="00FC693F"/>
     <w:rPr>
       <w:rFonts w:ascii="Times New Roman" w:hAnsi="Times New Roman"/>
-      <w:sz w:val="21"/>
+      <w:sz w:val="22"/>
     </w:rPr>
   </w:style>
   <w:style w:type="paragraph" w:styleId="Header">
@@ -633,7 +684,7 @@
       <w:b/>
       <w:bCs/>
       <w:color w:val="365F91" w:themeColor="accent1" w:themeShade="BF"/>
-      <w:sz w:val="30"/>
+      <w:sz w:val="28"/>
       <w:szCs w:val="28"/>
     </w:rPr>
   </w:style>
@@ -657,7 +708,7 @@
       <w:b/>
       <w:bCs/>
       <w:color w:val="4F81BD" w:themeColor="accent1"/>
-      <w:sz w:val="25"/>
+      <w:sz w:val="24"/>
       <w:szCs w:val="26"/>
     </w:rPr>
   </w:style>
@@ -919,11 +970,12 @@
       <w:contextualSpacing/>
     </w:pPr>
     <w:rPr>
-      <w:rFonts w:asciiTheme="majorHAnsi" w:eastAsiaTheme="majorEastAsia" w:hAnsiTheme="majorHAnsi" w:cstheme="majorBidi"/>
+      <w:rFonts w:asciiTheme="majorHAnsi" w:eastAsiaTheme="majorEastAsia" w:hAnsiTheme="majorHAnsi" w:cstheme="majorBidi" w:ascii="Times New Roman" w:hAnsi="Times New Roman"/>
+      <w:b/>
       <w:color w:val="17365D" w:themeColor="text2" w:themeShade="BF"/>
       <w:spacing w:val="5"/>
       <w:kern w:val="28"/>
-      <w:sz w:val="52"/>
+      <w:sz w:val="30"/>
       <w:szCs w:val="52"/>
     </w:rPr>
   </w:style>
